--- a/word_reports/LP_0070_위치_151_Bee Gees_Children of the .docx
+++ b/word_reports/LP_0070_위치_151_Bee Gees_Children of the .docx
@@ -4,7 +4,7 @@
   <w:body>
     <w:p>
       <w:pPr>
-        <w:spacing w:after="280"/>
+        <w:spacing w:after="80"/>
       </w:pPr>
       <w:r>
         <w:rPr w:rFonts="맑은 고딕">
@@ -13,94 +13,47 @@
           <w:color w:val="1E3A8A"/>
           <w:sz w:val="30"/>
         </w:rPr>
-        <w:t>[151] Bee Gees - Children of the World</w:t>
+        <w:t>Bee Gees (비지스) - Children of the World</w:t>
       </w:r>
     </w:p>
     <w:p>
       <w:pPr>
-        <w:spacing w:after="320"/>
+        <w:spacing w:after="240"/>
       </w:pPr>
       <w:r>
         <w:rPr w:rFonts="맑은 고딕">
           <w:rFonts w:ascii="맑은 고딕" w:hAnsi="맑은 고딕" w:eastAsia="맑은 고딕"/>
           <w:b/>
-          <w:sz w:val="20"/>
+          <w:color w:val="4B5563"/>
+          <w:sz w:val="22"/>
         </w:rPr>
-        <w:t>■ 위치 : 151</w:t>
-        <w:br/>
-      </w:r>
-      <w:r>
-        <w:rPr w:rFonts="맑은 고딕">
-          <w:rFonts w:ascii="맑은 고딕" w:hAnsi="맑은 고딕" w:eastAsia="맑은 고딕"/>
-          <w:b/>
-          <w:sz w:val="20"/>
-        </w:rPr>
-        <w:t>■ 아티스트 : Bee Gees</w:t>
-        <w:br/>
-      </w:r>
-      <w:r>
-        <w:rPr w:rFonts="맑은 고딕">
-          <w:rFonts w:ascii="맑은 고딕" w:hAnsi="맑은 고딕" w:eastAsia="맑은 고딕"/>
-          <w:b/>
-          <w:sz w:val="20"/>
-        </w:rPr>
-        <w:t>■ 앨범명 : Children of the World</w:t>
-        <w:br/>
-      </w:r>
-      <w:r>
-        <w:rPr w:rFonts="맑은 고딕">
-          <w:rFonts w:ascii="맑은 고딕" w:hAnsi="맑은 고딕" w:eastAsia="맑은 고딕"/>
-          <w:b w:val="0"/>
-          <w:sz w:val="20"/>
-        </w:rPr>
-        <w:t>■ 음반 레이블 : RSO Records</w:t>
-        <w:br/>
-      </w:r>
-      <w:r>
-        <w:rPr w:rFonts="맑은 고딕">
-          <w:rFonts w:ascii="맑은 고딕" w:hAnsi="맑은 고딕" w:eastAsia="맑은 고딕"/>
-          <w:b w:val="0"/>
-          <w:sz w:val="20"/>
-        </w:rPr>
-        <w:t>■ 발매년도 : 1976</w:t>
-        <w:br/>
-      </w:r>
-      <w:r>
-        <w:rPr w:rFonts="맑은 고딕">
-          <w:rFonts w:ascii="맑은 고딕" w:hAnsi="맑은 고딕" w:eastAsia="맑은 고딕"/>
-          <w:b w:val="0"/>
-          <w:sz w:val="20"/>
-        </w:rPr>
-        <w:t>■ 장르 : 디스코 (Disco), 팝 (Pop), 알앤비/펑크 (R&amp;B/Funk)</w:t>
-        <w:br/>
-      </w:r>
-      <w:r>
-        <w:rPr w:rFonts="맑은 고딕">
-          <w:rFonts w:ascii="맑은 고딕" w:hAnsi="맑은 고딕" w:eastAsia="맑은 고딕"/>
-          <w:b w:val="0"/>
-          <w:sz w:val="20"/>
-        </w:rPr>
-        <w:t>■ 주요 수록곡 : 1. You Should Be Dancing</w:t>
-        <w:br/>
+        <w:t>위치 :  151</w:t>
       </w:r>
     </w:p>
     <w:p>
       <w:pPr>
-        <w:spacing w:after="160"/>
+        <w:spacing w:line="324" w:lineRule="auto" w:before="80" w:after="160"/>
       </w:pPr>
       <w:r>
         <w:rPr w:rFonts="맑은 고딕">
           <w:rFonts w:ascii="맑은 고딕" w:hAnsi="맑은 고딕" w:eastAsia="맑은 고딕"/>
           <w:b/>
           <w:color w:val="1F2937"/>
-          <w:sz w:val="24"/>
+          <w:sz w:val="22"/>
         </w:rPr>
-        <w:t>■ 음반 해설 및 감상 가이드</w:t>
+        <w:t xml:space="preserve">[음반 소개] </w:t>
+      </w:r>
+      <w:r>
+        <w:rPr w:rFonts="맑은 고딕">
+          <w:rFonts w:ascii="맑은 고딕" w:hAnsi="맑은 고딕" w:eastAsia="맑은 고딕"/>
+          <w:b w:val="0"/>
+          <w:sz w:val="21"/>
+        </w:rPr>
       </w:r>
     </w:p>
     <w:p>
       <w:pPr>
-        <w:spacing w:line="312" w:lineRule="auto" w:after="120"/>
+        <w:spacing w:line="324" w:lineRule="auto" w:after="120"/>
       </w:pPr>
       <w:r>
         <w:rPr w:rFonts="맑은 고딕">
@@ -108,51 +61,516 @@
           <w:b w:val="0"/>
           <w:sz w:val="21"/>
         </w:rPr>
-        <w:t>1976년에 발매된 비지스(Bee Gees)의 열두 번째 스튜디오 앨범 《Children of the World》는 음악사에 길이 남을 ‘디스코 전성시대’의 화려한 개막을 알린 이정표 같은 명반입니다. 전작 《Main Course》(1975)에서 소울과 R&amp;B 사운드로의 과감한 변신을 시도하여 큰 성공을 거두었던 비지스는, 본 작을 통해 자신들만의 모던한 디스코 사운드를 완벽하게 정립했습니다. 세계적인 폭풍을 일으킨 영화 《토요일 밤의 열기(Saturday Night Fever)》 사운드트랙 신화가 탄생하기 직전, 그 위대한 전설의 기틀을 완성한 전초전이라는 점에서 이 음반이 지니는 역사적 가치는 매우 높습니다.</w:t>
+        <w:t>청아한 포크 발라드의 서정을 노래하던 삼형제의 하모니가 찬란한 그루브와 관능적인 가성(Falsetto)의 날개를 달고 새로운 황금기로 비상한 1976년의 찬란한 이정표입니다. 명프로듀서 아리프 마딘과의 결별이라는 예기치 않은 기로에서 비지스는 스스로 프로듀서의 자리에 서며 자신들만의 독보적인 팝-솔 사운드를 완벽히 완성해 냈습니다. 곧이어 도래할 전설적인 '새터데이 나이트 피버'의 거대한 폭풍을 예고하듯, 유려한 리듬 섹션과 섬세한 멜로디는 반세기가 지난 오늘날에도 여전히 세련된 온기로 턴테이블 위를 수놓습니다.</w:t>
       </w:r>
     </w:p>
     <w:p>
       <w:pPr>
-        <w:spacing w:line="312" w:lineRule="auto" w:after="120"/>
+        <w:spacing w:line="324" w:lineRule="auto" w:before="200" w:after="80"/>
       </w:pPr>
+      <w:r>
+        <w:rPr w:rFonts="맑은 고딕">
+          <w:rFonts w:ascii="맑은 고딕" w:hAnsi="맑은 고딕" w:eastAsia="맑은 고딕"/>
+          <w:b/>
+          <w:color w:val="1E3A8A"/>
+          <w:sz w:val="24"/>
+        </w:rPr>
+        <w:t>1. 음반 데이터</w:t>
+      </w:r>
+    </w:p>
+    <w:p>
+      <w:pPr>
+        <w:spacing w:line="324" w:lineRule="auto" w:after="80"/>
+      </w:pPr>
+      <w:r>
+        <w:rPr w:rFonts="맑은 고딕">
+          <w:rFonts w:ascii="맑은 고딕" w:hAnsi="맑은 고딕" w:eastAsia="맑은 고딕"/>
+          <w:b w:val="0"/>
+          <w:color w:val="6B7280"/>
+          <w:sz w:val="21"/>
+        </w:rPr>
+        <w:t xml:space="preserve">· </w:t>
+      </w:r>
+      <w:r>
+        <w:rPr w:rFonts="맑은 고딕">
+          <w:rFonts w:ascii="맑은 고딕" w:hAnsi="맑은 고딕" w:eastAsia="맑은 고딕"/>
+          <w:b/>
+          <w:color w:val="1F2937"/>
+          <w:sz w:val="21"/>
+        </w:rPr>
+        <w:t xml:space="preserve">앨범명: </w:t>
+      </w:r>
       <w:r>
         <w:rPr w:rFonts="맑은 고딕">
           <w:rFonts w:ascii="맑은 고딕" w:hAnsi="맑은 고딕" w:eastAsia="맑은 고딕"/>
           <w:b w:val="0"/>
           <w:sz w:val="21"/>
         </w:rPr>
-        <w:t>이 앨범의 음악적 정체성은 단연 깁 3형제(배리, 로빈, 모리스)가 구축한 독보적인 3성 화음과 배리 깁(Barry Gibb)의 전매특허인 섬세하고 폭발적인 팔세토(가성) 보컬에 있습니다. 이전 프로듀서였던 아리프 마딘(Arif Mardin)과의 작업이 무산되는 위기 속에서도 비지스는 앨비 갈루텐(Albhy Galuten), 칼 리차드슨(Karl Richardson)과 손을 잡고 직접 프로듀싱을 맡아 완벽에 가까운 사운드를 완성해 냈습니다. 묵직하고 그루비한 베이스 라인, 절묘하게 타이트한 펑키 리듬 섹션, 그리고 화려한 브라스와 현악 편곡이 조화를 이루며 세련된 감성을 극대화합니다.</w:t>
+        <w:t>Children of the World</w:t>
       </w:r>
     </w:p>
     <w:p>
       <w:pPr>
-        <w:spacing w:line="312" w:lineRule="auto" w:after="120"/>
+        <w:spacing w:line="324" w:lineRule="auto" w:after="80"/>
       </w:pPr>
+      <w:r>
+        <w:rPr w:rFonts="맑은 고딕">
+          <w:rFonts w:ascii="맑은 고딕" w:hAnsi="맑은 고딕" w:eastAsia="맑은 고딕"/>
+          <w:b w:val="0"/>
+          <w:color w:val="6B7280"/>
+          <w:sz w:val="21"/>
+        </w:rPr>
+        <w:t xml:space="preserve">· </w:t>
+      </w:r>
+      <w:r>
+        <w:rPr w:rFonts="맑은 고딕">
+          <w:rFonts w:ascii="맑은 고딕" w:hAnsi="맑은 고딕" w:eastAsia="맑은 고딕"/>
+          <w:b/>
+          <w:color w:val="1F2937"/>
+          <w:sz w:val="21"/>
+        </w:rPr>
+        <w:t xml:space="preserve">아티스트: </w:t>
+      </w:r>
       <w:r>
         <w:rPr w:rFonts="맑은 고딕">
           <w:rFonts w:ascii="맑은 고딕" w:hAnsi="맑은 고딕" w:eastAsia="맑은 고딕"/>
           <w:b w:val="0"/>
           <w:sz w:val="21"/>
         </w:rPr>
-        <w:t>앨범을 대표하는 명곡 "You Should Be Dancing"은 빌보드 싱글 차트 1위에 오르며 시대를 풍미한 디스코 앤섬(Anthem)으로, 격정적인 퍼커션과 배리 깁의 화려한 팔세토가 어우러져 압도적인 에너지를 발산합니다. 반면 빌보드 3위를 기록한 "Love So Right"은 감성적이고 애절한 멜로디라인이 돋보이는 R&amp;B 발라드로, 비지스가 리듬감뿐만 아니라 메멜로디 메이킹에 있어서도 최고의 거장임을 증명합니다. 아울러 펑키한 그루브가 일품인 "Boogie Child"와 감각적인 타이틀곡 "Children of the World"는 음반 전체의 완성도를 더욱 촘촘하게 메워줍니다.</w:t>
+        <w:t>Bee Gees (비지스)</w:t>
       </w:r>
     </w:p>
     <w:p>
       <w:pPr>
-        <w:spacing w:line="312" w:lineRule="auto" w:after="120"/>
+        <w:spacing w:line="324" w:lineRule="auto" w:after="80"/>
       </w:pPr>
+      <w:r>
+        <w:rPr w:rFonts="맑은 고딕">
+          <w:rFonts w:ascii="맑은 고딕" w:hAnsi="맑은 고딕" w:eastAsia="맑은 고딕"/>
+          <w:b w:val="0"/>
+          <w:color w:val="6B7280"/>
+          <w:sz w:val="21"/>
+        </w:rPr>
+        <w:t xml:space="preserve">· </w:t>
+      </w:r>
+      <w:r>
+        <w:rPr w:rFonts="맑은 고딕">
+          <w:rFonts w:ascii="맑은 고딕" w:hAnsi="맑은 고딕" w:eastAsia="맑은 고딕"/>
+          <w:b/>
+          <w:color w:val="1F2937"/>
+          <w:sz w:val="21"/>
+        </w:rPr>
+        <w:t xml:space="preserve">발매 정보: </w:t>
+      </w:r>
       <w:r>
         <w:rPr w:rFonts="맑은 고딕">
           <w:rFonts w:ascii="맑은 고딕" w:hAnsi="맑은 고딕" w:eastAsia="맑은 고딕"/>
           <w:b w:val="0"/>
           <w:sz w:val="21"/>
         </w:rPr>
-        <w:t>《Children of the World》는 1970년대 후반 대중음악의 패러다임을 바꾼 비지스의 천재적인 감각이 영롱하게 빛나는 작품입니다. 댄스 음악이라는 장르를 한층 품격 있고 예술적인 영역으로 끌어올린 이 LP는, 세월이 흘러도 변함없이 듣는 이의 감각을 깨우는 세련된 사운드를 품고 있어 아날로그 음반 컬렉터라면 반드시 소장해야 할 클래식 명반입니다.</w:t>
+        <w:t>1976년 9월 RSO 레코드를 통해 발매된 비지스의 열네 번째 정규 스튜디오 앨범으로, 미국 플로리다 마이애미의 크라이테리아 스튜디오에서 칼 리처드슨, 알비 갈루텐과 함께 멤버들이 직접 프로듀싱을 주도하여 밴드의 자립과 완숙한 창작력을 증명해 낸 기념비적 음반입니다.</w:t>
+      </w:r>
+    </w:p>
+    <w:p>
+      <w:pPr>
+        <w:spacing w:line="324" w:lineRule="auto" w:after="80"/>
+      </w:pPr>
+      <w:r>
+        <w:rPr w:rFonts="맑은 고딕">
+          <w:rFonts w:ascii="맑은 고딕" w:hAnsi="맑은 고딕" w:eastAsia="맑은 고딕"/>
+          <w:b w:val="0"/>
+          <w:color w:val="6B7280"/>
+          <w:sz w:val="21"/>
+        </w:rPr>
+        <w:t xml:space="preserve">· </w:t>
+      </w:r>
+      <w:r>
+        <w:rPr w:rFonts="맑은 고딕">
+          <w:rFonts w:ascii="맑은 고딕" w:hAnsi="맑은 고딕" w:eastAsia="맑은 고딕"/>
+          <w:b/>
+          <w:color w:val="1F2937"/>
+          <w:sz w:val="21"/>
+        </w:rPr>
+        <w:t xml:space="preserve">LP 인기도(판매량): </w:t>
+      </w:r>
+      <w:r>
+        <w:rPr w:rFonts="맑은 고딕">
+          <w:rFonts w:ascii="맑은 고딕" w:hAnsi="맑은 고딕" w:eastAsia="맑은 고딕"/>
+          <w:b w:val="0"/>
+          <w:sz w:val="21"/>
+        </w:rPr>
+        <w:t>발매 직후 미국 빌보드 200 앨범 차트 8위까지 오르고 100만 장 이상의 판매고를 기록하며 미국음반산업협회(RIAA) 플래티넘 인증을 획득하였으며, 리드 싱글의 폭발적인 흥행에 힘입어 전 세계적으로 250만 장 이상 판매되는 상업적 대성공을 거두었습니다.</w:t>
+      </w:r>
+    </w:p>
+    <w:p>
+      <w:pPr>
+        <w:spacing w:line="324" w:lineRule="auto" w:after="80"/>
+      </w:pPr>
+      <w:r>
+        <w:rPr w:rFonts="맑은 고딕">
+          <w:rFonts w:ascii="맑은 고딕" w:hAnsi="맑은 고딕" w:eastAsia="맑은 고딕"/>
+          <w:b w:val="0"/>
+          <w:color w:val="6B7280"/>
+          <w:sz w:val="21"/>
+        </w:rPr>
+        <w:t xml:space="preserve">· </w:t>
+      </w:r>
+      <w:r>
+        <w:rPr w:rFonts="맑은 고딕">
+          <w:rFonts w:ascii="맑은 고딕" w:hAnsi="맑은 고딕" w:eastAsia="맑은 고딕"/>
+          <w:b/>
+          <w:color w:val="1F2937"/>
+          <w:sz w:val="21"/>
+        </w:rPr>
+        <w:t xml:space="preserve">각종 수상경력: </w:t>
+      </w:r>
+      <w:r>
+        <w:rPr w:rFonts="맑은 고딕">
+          <w:rFonts w:ascii="맑은 고딕" w:hAnsi="맑은 고딕" w:eastAsia="맑은 고딕"/>
+          <w:b w:val="0"/>
+          <w:sz w:val="21"/>
+        </w:rPr>
+        <w:t>리드 싱글 'You Should Be Dancing'이 빌보드 핫 100 1위에 등극한 것을 비롯해 다수의 싱글이 차트 상위권을 석권하였으며, 훗날 팝 음악계가 디스코와 댄스 팝의 전성기를 여는 데 결정적 기여를 한 걸작으로 평가받고 있습니다.</w:t>
+      </w:r>
+    </w:p>
+    <w:p>
+      <w:pPr>
+        <w:spacing w:line="324" w:lineRule="auto" w:before="200" w:after="80"/>
+      </w:pPr>
+      <w:r>
+        <w:rPr w:rFonts="맑은 고딕">
+          <w:rFonts w:ascii="맑은 고딕" w:hAnsi="맑은 고딕" w:eastAsia="맑은 고딕"/>
+          <w:b/>
+          <w:color w:val="1E3A8A"/>
+          <w:sz w:val="24"/>
+        </w:rPr>
+        <w:t>2. 아티스트 정보</w:t>
+      </w:r>
+    </w:p>
+    <w:p>
+      <w:pPr>
+        <w:spacing w:line="324" w:lineRule="auto" w:after="80"/>
+      </w:pPr>
+      <w:r>
+        <w:rPr w:rFonts="맑은 고딕">
+          <w:rFonts w:ascii="맑은 고딕" w:hAnsi="맑은 고딕" w:eastAsia="맑은 고딕"/>
+          <w:b w:val="0"/>
+          <w:color w:val="6B7280"/>
+          <w:sz w:val="21"/>
+        </w:rPr>
+        <w:t xml:space="preserve">· </w:t>
+      </w:r>
+      <w:r>
+        <w:rPr w:rFonts="맑은 고딕">
+          <w:rFonts w:ascii="맑은 고딕" w:hAnsi="맑은 고딕" w:eastAsia="맑은 고딕"/>
+          <w:b/>
+          <w:color w:val="1F2937"/>
+          <w:sz w:val="21"/>
+        </w:rPr>
+        <w:t xml:space="preserve">국적: </w:t>
+      </w:r>
+      <w:r>
+        <w:rPr w:rFonts="맑은 고딕">
+          <w:rFonts w:ascii="맑은 고딕" w:hAnsi="맑은 고딕" w:eastAsia="맑은 고딕"/>
+          <w:b w:val="0"/>
+          <w:sz w:val="21"/>
+        </w:rPr>
+        <w:t>영국</w:t>
+      </w:r>
+    </w:p>
+    <w:p>
+      <w:pPr>
+        <w:spacing w:line="324" w:lineRule="auto" w:after="80"/>
+      </w:pPr>
+      <w:r>
+        <w:rPr w:rFonts="맑은 고딕">
+          <w:rFonts w:ascii="맑은 고딕" w:hAnsi="맑은 고딕" w:eastAsia="맑은 고딕"/>
+          <w:b w:val="0"/>
+          <w:color w:val="6B7280"/>
+          <w:sz w:val="21"/>
+        </w:rPr>
+        <w:t xml:space="preserve">· </w:t>
+      </w:r>
+      <w:r>
+        <w:rPr w:rFonts="맑은 고딕">
+          <w:rFonts w:ascii="맑은 고딕" w:hAnsi="맑은 고딕" w:eastAsia="맑은 고딕"/>
+          <w:b/>
+          <w:color w:val="1F2937"/>
+          <w:sz w:val="21"/>
+        </w:rPr>
+        <w:t xml:space="preserve">생몰년도: </w:t>
+      </w:r>
+      <w:r>
+        <w:rPr w:rFonts="맑은 고딕">
+          <w:rFonts w:ascii="맑은 고딕" w:hAnsi="맑은 고딕" w:eastAsia="맑은 고딕"/>
+          <w:b w:val="0"/>
+          <w:sz w:val="21"/>
+        </w:rPr>
+        <w:t>1958년 결성 (배리 깁: 1946년생 / 로빈 깁: 1949~2012 / 모리스 깁: 1949~2003)</w:t>
+      </w:r>
+    </w:p>
+    <w:p>
+      <w:pPr>
+        <w:spacing w:line="324" w:lineRule="auto" w:after="80"/>
+      </w:pPr>
+      <w:r>
+        <w:rPr w:rFonts="맑은 고딕">
+          <w:rFonts w:ascii="맑은 고딕" w:hAnsi="맑은 고딕" w:eastAsia="맑은 고딕"/>
+          <w:b w:val="0"/>
+          <w:color w:val="6B7280"/>
+          <w:sz w:val="21"/>
+        </w:rPr>
+        <w:t xml:space="preserve">· </w:t>
+      </w:r>
+      <w:r>
+        <w:rPr w:rFonts="맑은 고딕">
+          <w:rFonts w:ascii="맑은 고딕" w:hAnsi="맑은 고딕" w:eastAsia="맑은 고딕"/>
+          <w:b/>
+          <w:color w:val="1F2937"/>
+          <w:sz w:val="21"/>
+        </w:rPr>
+        <w:t xml:space="preserve">그룹 소속: </w:t>
+      </w:r>
+      <w:r>
+        <w:rPr w:rFonts="맑은 고딕">
+          <w:rFonts w:ascii="맑은 고딕" w:hAnsi="맑은 고딕" w:eastAsia="맑은 고딕"/>
+          <w:b w:val="0"/>
+          <w:sz w:val="21"/>
+        </w:rPr>
+        <w:t>3인조 보컬 그룹</w:t>
+      </w:r>
+    </w:p>
+    <w:p>
+      <w:pPr>
+        <w:spacing w:line="324" w:lineRule="auto" w:after="80"/>
+      </w:pPr>
+      <w:r>
+        <w:rPr w:rFonts="맑은 고딕">
+          <w:rFonts w:ascii="맑은 고딕" w:hAnsi="맑은 고딕" w:eastAsia="맑은 고딕"/>
+          <w:b w:val="0"/>
+          <w:color w:val="6B7280"/>
+          <w:sz w:val="21"/>
+        </w:rPr>
+        <w:t xml:space="preserve">· </w:t>
+      </w:r>
+      <w:r>
+        <w:rPr w:rFonts="맑은 고딕">
+          <w:rFonts w:ascii="맑은 고딕" w:hAnsi="맑은 고딕" w:eastAsia="맑은 고딕"/>
+          <w:b/>
+          <w:color w:val="1F2937"/>
+          <w:sz w:val="21"/>
+        </w:rPr>
+        <w:t xml:space="preserve">아티스트 소개: </w:t>
+      </w:r>
+      <w:r>
+        <w:rPr w:rFonts="맑은 고딕">
+          <w:rFonts w:ascii="맑은 고딕" w:hAnsi="맑은 고딕" w:eastAsia="맑은 고딕"/>
+          <w:b w:val="0"/>
+          <w:sz w:val="21"/>
+        </w:rPr>
+        <w:t>깁(Gibb) 가문의 세 형제인 배리, 로빈, 모리스로 구성된 비지스는 비틀스와 어깨를 나란히 할 만큼 찬연한 음악적 유산을 남긴 대중음악사의 거인입니다. 1960년대 서정미 넘치는 브리티시 팝/포크부터 1970년대 후반 전 세계를 열광시킨 훵크와 댄스 팝에 이르기까지, 시대를 관통하는 독보적인 삼인삼색 화음과 천재적인 송라이팅으로 전설의 반열에 올랐습니다.</w:t>
+      </w:r>
+    </w:p>
+    <w:p>
+      <w:pPr>
+        <w:spacing w:line="324" w:lineRule="auto" w:before="200" w:after="80"/>
+      </w:pPr>
+      <w:r>
+        <w:rPr w:rFonts="맑은 고딕">
+          <w:rFonts w:ascii="맑은 고딕" w:hAnsi="맑은 고딕" w:eastAsia="맑은 고딕"/>
+          <w:b/>
+          <w:color w:val="1E3A8A"/>
+          <w:sz w:val="24"/>
+        </w:rPr>
+        <w:t>3. 음반 상세 분석</w:t>
+      </w:r>
+    </w:p>
+    <w:p>
+      <w:pPr>
+        <w:spacing w:line="324" w:lineRule="auto" w:after="80"/>
+      </w:pPr>
+      <w:r>
+        <w:rPr w:rFonts="맑은 고딕">
+          <w:rFonts w:ascii="맑은 고딕" w:hAnsi="맑은 고딕" w:eastAsia="맑은 고딕"/>
+          <w:b w:val="0"/>
+          <w:color w:val="6B7280"/>
+          <w:sz w:val="21"/>
+        </w:rPr>
+        <w:t xml:space="preserve">· </w:t>
+      </w:r>
+      <w:r>
+        <w:rPr w:rFonts="맑은 고딕">
+          <w:rFonts w:ascii="맑은 고딕" w:hAnsi="맑은 고딕" w:eastAsia="맑은 고딕"/>
+          <w:b/>
+          <w:color w:val="1F2937"/>
+          <w:sz w:val="21"/>
+        </w:rPr>
+        <w:t xml:space="preserve">역사적 위치: </w:t>
+      </w:r>
+      <w:r>
+        <w:rPr w:rFonts="맑은 고딕">
+          <w:rFonts w:ascii="맑은 고딕" w:hAnsi="맑은 고딕" w:eastAsia="맑은 고딕"/>
+          <w:b w:val="0"/>
+          <w:sz w:val="21"/>
+        </w:rPr>
+        <w:t>전작 &lt;Main Course&gt;에서 시도했던 블랙 뮤직의 수용을 한층 더 밀도 높게 정제하여 비지스 고유의 음악 언어로 정착시킨 수작입니다. 배리 깁의 시그니처가 된 가성 보컬의 전면화, 세 형제의 치밀한 보컬 레이어링, 그리고 훵키한 브라스와 베이스라인의 유기적 결합은 팝과 R&amp;B가 가장 이상적으로 조우한 음악사적 순간을 웅변합니다.</w:t>
+      </w:r>
+    </w:p>
+    <w:p>
+      <w:pPr>
+        <w:spacing w:line="324" w:lineRule="auto" w:after="80"/>
+      </w:pPr>
+      <w:r>
+        <w:rPr w:rFonts="맑은 고딕">
+          <w:rFonts w:ascii="맑은 고딕" w:hAnsi="맑은 고딕" w:eastAsia="맑은 고딕"/>
+          <w:b w:val="0"/>
+          <w:color w:val="6B7280"/>
+          <w:sz w:val="21"/>
+        </w:rPr>
+        <w:t xml:space="preserve">· </w:t>
+      </w:r>
+      <w:r>
+        <w:rPr w:rFonts="맑은 고딕">
+          <w:rFonts w:ascii="맑은 고딕" w:hAnsi="맑은 고딕" w:eastAsia="맑은 고딕"/>
+          <w:b/>
+          <w:color w:val="1F2937"/>
+          <w:sz w:val="21"/>
+        </w:rPr>
+        <w:t xml:space="preserve">시대의 흔적(스토리텔링): </w:t>
+      </w:r>
+      <w:r>
+        <w:rPr w:rFonts="맑은 고딕">
+          <w:rFonts w:ascii="맑은 고딕" w:hAnsi="맑은 고딕" w:eastAsia="맑은 고딕"/>
+          <w:b w:val="0"/>
+          <w:sz w:val="21"/>
+        </w:rPr>
+        <w:t>1970년대 중반, 베트남 전쟁의 종식과 경기 침체라는 무거운 공기 속에서 청춘들은 주말 밤 미러볼 아래에서 고단한 현실을 잊고 새로운 생명력을 갈구했습니다. 이 앨범은 플로리다 마이애미의 뜨거운 태양과 해변의 낭만, 그리고 주말의 해방감을 사운드 트랙 삼아 그 시절 청춘들의 심장을 뛰게 했던 가장 솔직하고 찬란한 시대의 기록입니다.</w:t>
+      </w:r>
+    </w:p>
+    <w:p>
+      <w:pPr>
+        <w:spacing w:line="324" w:lineRule="auto" w:before="200" w:after="80"/>
+      </w:pPr>
+      <w:r>
+        <w:rPr w:rFonts="맑은 고딕">
+          <w:rFonts w:ascii="맑은 고딕" w:hAnsi="맑은 고딕" w:eastAsia="맑은 고딕"/>
+          <w:b/>
+          <w:color w:val="1E3A8A"/>
+          <w:sz w:val="24"/>
+        </w:rPr>
+        <w:t>4. 주요 수록곡 및 감상 제언</w:t>
+      </w:r>
+    </w:p>
+    <w:p>
+      <w:pPr>
+        <w:spacing w:line="324" w:lineRule="auto" w:after="80"/>
+      </w:pPr>
+      <w:r>
+        <w:rPr w:rFonts="맑은 고딕">
+          <w:rFonts w:ascii="맑은 고딕" w:hAnsi="맑은 고딕" w:eastAsia="맑은 고딕"/>
+          <w:b w:val="0"/>
+          <w:color w:val="6B7280"/>
+          <w:sz w:val="21"/>
+        </w:rPr>
+        <w:t xml:space="preserve">· </w:t>
+      </w:r>
+      <w:r>
+        <w:rPr w:rFonts="맑은 고딕">
+          <w:rFonts w:ascii="맑은 고딕" w:hAnsi="맑은 고딕" w:eastAsia="맑은 고딕"/>
+          <w:b/>
+          <w:color w:val="1F2937"/>
+          <w:sz w:val="21"/>
+        </w:rPr>
+        <w:t xml:space="preserve">주요 수록곡 특징: </w:t>
+      </w:r>
+      <w:r>
+        <w:rPr w:rFonts="맑은 고딕">
+          <w:rFonts w:ascii="맑은 고딕" w:hAnsi="맑은 고딕" w:eastAsia="맑은 고딕"/>
+          <w:b w:val="0"/>
+          <w:sz w:val="21"/>
+        </w:rPr>
+        <w:t>팝 역사를 뒤흔든 펑키한 베이스와 현란한 퍼커션, 배리의 날카롭고 매혹적인 가성이 압도적인 쾌감을 선사하는 빌보드 1위곡 'You Should Be Dancing', 로빈과 배리의 서정적인 보컬 대비와 애절한 멜로디가 가슴을 적시는 소울 발라드 'Love So Right', 웅장한 스트링 편곡과 희망찬 메시지가 돋보이는 타이틀곡 'Children of the World' 등 리듬과 서정이 완벽한 균형을 이룹니다.</w:t>
+      </w:r>
+    </w:p>
+    <w:p>
+      <w:pPr>
+        <w:spacing w:line="324" w:lineRule="auto" w:after="80"/>
+      </w:pPr>
+      <w:r>
+        <w:rPr w:rFonts="맑은 고딕">
+          <w:rFonts w:ascii="맑은 고딕" w:hAnsi="맑은 고딕" w:eastAsia="맑은 고딕"/>
+          <w:b w:val="0"/>
+          <w:color w:val="6B7280"/>
+          <w:sz w:val="21"/>
+        </w:rPr>
+        <w:t xml:space="preserve">· </w:t>
+      </w:r>
+      <w:r>
+        <w:rPr w:rFonts="맑은 고딕">
+          <w:rFonts w:ascii="맑은 고딕" w:hAnsi="맑은 고딕" w:eastAsia="맑은 고딕"/>
+          <w:b/>
+          <w:color w:val="1F2937"/>
+          <w:sz w:val="21"/>
+        </w:rPr>
+        <w:t xml:space="preserve">빈티지 감상 제언: </w:t>
+      </w:r>
+      <w:r>
+        <w:rPr w:rFonts="맑은 고딕">
+          <w:rFonts w:ascii="맑은 고딕" w:hAnsi="맑은 고딕" w:eastAsia="맑은 고딕"/>
+          <w:b w:val="0"/>
+          <w:sz w:val="21"/>
+        </w:rPr>
+        <w:t>디지털 음원에서 느끼기 힘든 LP 특유의 두툼하고 탄력적인 베이스 라인과 아날로그 퍼커션의 질감이 일품입니다. 진공관 앰프를 통해 은은하게 피어오르는 중음역의 온기는 세 형제가 쌓아 올린 3성 화음의 배음을 극대화하며, 턴테이블 카트리지가 묵직한 그루브를 긁고 지나갈 때 비로소 진정한 70년대 아날로그 훵크 사운드의 정수를 만끽할 수 있습니다.</w:t>
+      </w:r>
+    </w:p>
+    <w:p>
+      <w:pPr>
+        <w:spacing w:line="324" w:lineRule="auto" w:after="80"/>
+      </w:pPr>
+      <w:r>
+        <w:rPr w:rFonts="맑은 고딕">
+          <w:rFonts w:ascii="맑은 고딕" w:hAnsi="맑은 고딕" w:eastAsia="맑은 고딕"/>
+          <w:b w:val="0"/>
+          <w:color w:val="6B7280"/>
+          <w:sz w:val="21"/>
+        </w:rPr>
+        <w:t xml:space="preserve">· </w:t>
+      </w:r>
+      <w:r>
+        <w:rPr w:rFonts="맑은 고딕">
+          <w:rFonts w:ascii="맑은 고딕" w:hAnsi="맑은 고딕" w:eastAsia="맑은 고딕"/>
+          <w:b/>
+          <w:color w:val="1F2937"/>
+          <w:sz w:val="21"/>
+        </w:rPr>
+        <w:t xml:space="preserve">소장 가치: </w:t>
+      </w:r>
+      <w:r>
+        <w:rPr w:rFonts="맑은 고딕">
+          <w:rFonts w:ascii="맑은 고딕" w:hAnsi="맑은 고딕" w:eastAsia="맑은 고딕"/>
+          <w:b w:val="0"/>
+          <w:sz w:val="21"/>
+        </w:rPr>
+        <w:t>'새터데이 나이트 피버'라는 음악사적 대폭발이 일어나기 직전, 비지스의 창작력이 최고조로 무르익은 순간을 생생하게 담고 있는 필수 소장반입니다. 당시 아날로그 레코딩 기술의 정점을 보여주는 Criteria Studios 마스터링의 깊은 잔향은 바이닐 컬렉터의 서가에서 영원히 빛날 가치를 지니고 있습니다.</w:t>
+      </w:r>
+    </w:p>
+    <w:p>
+      <w:pPr>
+        <w:spacing w:line="324" w:lineRule="auto" w:after="120" w:before="160"/>
+      </w:pPr>
+      <w:r>
+        <w:rPr w:rFonts="맑은 고딕">
+          <w:rFonts w:ascii="맑은 고딕" w:hAnsi="맑은 고딕" w:eastAsia="맑은 고딕"/>
+          <w:b/>
+          <w:color w:val="4338CA"/>
+          <w:sz w:val="21"/>
+        </w:rPr>
+        <w:t>이 음반을 통해 화려한 그루브의 이면에 깃든 비지스 특유의 눈부신 하모니와 아날로그 바이닐이 전해주는 감동을 다시 한번 경험해 보시는 것은 어떨까요?</w:t>
       </w:r>
     </w:p>
     <w:sectPr>
       <w:pgSz w:w="12240" w:h="15840"/>
-      <w:pgMar w:top="1440" w:right="1440" w:bottom="1440" w:left="1440" w:header="720" w:footer="720" w:gutter="0"/>
+      <w:pgMar w:top="1152" w:right="1296" w:bottom="1152" w:left="1296" w:header="720" w:footer="720" w:gutter="0"/>
       <w:cols w:space="720"/>
       <w:docGrid w:linePitch="360"/>
     </w:sectPr>

--- a/word_reports/LP_0070_위치_151_Bee Gees_Children of the .docx
+++ b/word_reports/LP_0070_위치_151_Bee Gees_Children of the .docx
@@ -32,7 +32,7 @@
     </w:p>
     <w:p>
       <w:pPr>
-        <w:spacing w:line="324" w:lineRule="auto" w:before="80" w:after="160"/>
+        <w:spacing w:line="324" w:lineRule="auto" w:before="80" w:after="120"/>
       </w:pPr>
       <w:r>
         <w:rPr w:rFonts="맑은 고딕">
@@ -42,13 +42,6 @@
           <w:sz w:val="22"/>
         </w:rPr>
         <w:t xml:space="preserve">[음반 소개] </w:t>
-      </w:r>
-      <w:r>
-        <w:rPr w:rFonts="맑은 고딕">
-          <w:rFonts w:ascii="맑은 고딕" w:hAnsi="맑은 고딕" w:eastAsia="맑은 고딕"/>
-          <w:b w:val="0"/>
-          <w:sz w:val="21"/>
-        </w:rPr>
       </w:r>
     </w:p>
     <w:p>
@@ -61,7 +54,46 @@
           <w:b w:val="0"/>
           <w:sz w:val="21"/>
         </w:rPr>
-        <w:t>청아한 포크 발라드의 서정을 노래하던 삼형제의 하모니가 찬란한 그루브와 관능적인 가성(Falsetto)의 날개를 달고 새로운 황금기로 비상한 1976년의 찬란한 이정표입니다. 명프로듀서 아리프 마딘과의 결별이라는 예기치 않은 기로에서 비지스는 스스로 프로듀서의 자리에 서며 자신들만의 독보적인 팝-솔 사운드를 완벽히 완성해 냈습니다. 곧이어 도래할 전설적인 '새터데이 나이트 피버'의 거대한 폭풍을 예고하듯, 유려한 리듬 섹션과 섬세한 멜로디는 반세기가 지난 오늘날에도 여전히 세련된 온기로 턴테이블 위를 수놓습니다.</w:t>
+        <w:t>1970년대 중반의 대중음악사는 거대한 조류의 전환기였습니다. 1960년대 말 바로크 팝과 감상적인 포크 발라드로 전 세계를 매혹했던 비지스(Bee Gees)는, 시대의 격변 속에서 침체의 터널을 지나 플로리다 마이애미의 뜨거운 태양 아래 새로운 음악적 생명을 잉태하고 있었습니다. 1976년에 발표된 [Children of the World]는 그들의 음악 여정에서 가장 눈부신 변곡점이자, 팝 역사상 가장 화려했던 황금기의 서막을 알리는 기념비적인 역작입니다. 전작 [Main Course]에서 싹텄던 리듬 앤 블루스(R&amp;B)와 훵크(Funk)에 대한 탐구는 본 앨범에 이르러 마침내 완벽한 형태의 독창적 예술로 만개하였습니다.</w:t>
+      </w:r>
+    </w:p>
+    <w:p>
+      <w:pPr>
+        <w:spacing w:line="324" w:lineRule="auto" w:after="120"/>
+      </w:pPr>
+      <w:r>
+        <w:rPr w:rFonts="맑은 고딕">
+          <w:rFonts w:ascii="맑은 고딕" w:hAnsi="맑은 고딕" w:eastAsia="맑은 고딕"/>
+          <w:b w:val="0"/>
+          <w:sz w:val="21"/>
+        </w:rPr>
+        <w:t>본 작은 비지스가 명프로듀서 아리프 마딘(Arif Mardin)의 품을 떠나, 칼 리차드슨(Karl Richardson), 알비 갈루텐(Albhy Galuten)과 의기투합하여 자립적인 프로듀싱 능력을 온전히 증명해 낸 앨범이기도 합니다. 위기 속에서 형제들은 스튜디오의 주권을 거머쥐었고, 배리 깁의 독보적인 팔세토(Falsetto) 창법과 삼형제가 빚어내는 무결점의 3성 하모니를 기저에 깔며 독자적인 '마이애미 사운드'를 완성해 냈습니다. 이들이 추구한 사운드는 단순한 유흥의 배경음악이 아닌, 인간의 신체 리듬과 영혼의 서정을 정교하게 결합한 고도의 팝 오케스트레이션이었습니다.</w:t>
+      </w:r>
+    </w:p>
+    <w:p>
+      <w:pPr>
+        <w:spacing w:line="324" w:lineRule="auto" w:after="120"/>
+      </w:pPr>
+      <w:r>
+        <w:rPr w:rFonts="맑은 고딕">
+          <w:rFonts w:ascii="맑은 고딕" w:hAnsi="맑은 고딕" w:eastAsia="맑은 고딕"/>
+          <w:b w:val="0"/>
+          <w:sz w:val="21"/>
+        </w:rPr>
+        <w:t>음반에 수록된 넘버들은 댄스 플로어의 열기와 도회적인 멜랑콜리를 유려하게 오갑니다. 심장을 고동치게 만드는 훵키한 그루브 속에서도 비지스 특유의 애수 어린 선율미는 결코 바래지 않으며, 환희와 고독이라는 인간 감정의 양면을 절묘하게 포착해 냅니다. 곧이어 전 세계를 뒤흔들게 될 [Saturday Night Fever]의 거대한 폭풍은 바로 이 앨범의 치열한 음악적 실험과 성취가 있었기에 가능한 기적이었습니다.</w:t>
+      </w:r>
+    </w:p>
+    <w:p>
+      <w:pPr>
+        <w:spacing w:line="324" w:lineRule="auto" w:after="120"/>
+      </w:pPr>
+      <w:r>
+        <w:rPr w:rFonts="맑은 고딕">
+          <w:rFonts w:ascii="맑은 고딕" w:hAnsi="맑은 고딕" w:eastAsia="맑은 고딕"/>
+          <w:b w:val="0"/>
+          <w:sz w:val="21"/>
+        </w:rPr>
+        <w:t>반세기에 가까운 세월이 흐른 지금, 턴테이블의 플래터 위에서 회전하는 이 검은 바이닐은 여전히 찬란한 생명력을 뿜어냅니다. 유행의 덧없는 굴레를 훌쩍 뛰어넘어 세대와 시대를 관통하는 선율의 힘, 그것이 바로 비지스가 이 앨범을 통해 오늘날의 우리에게 전하는 서정적 울림이자 영원불멸한 팝의 미학입니다.</w:t>
       </w:r>
     </w:p>
     <w:p>
@@ -168,7 +200,7 @@
           <w:b w:val="0"/>
           <w:sz w:val="21"/>
         </w:rPr>
-        <w:t>1976년 9월 RSO 레코드를 통해 발매된 비지스의 열네 번째 정규 스튜디오 앨범으로, 미국 플로리다 마이애미의 크라이테리아 스튜디오에서 칼 리처드슨, 알비 갈루텐과 함께 멤버들이 직접 프로듀싱을 주도하여 밴드의 자립과 완숙한 창작력을 증명해 낸 기념비적 음반입니다.</w:t>
+        <w:t>1976년 9월 RSO 레코드를 통해 발매된 비지스의 통산 열네 번째 정규 스튜디오 앨범으로, 프로듀서의 조력을 넘어 밴드 스스로 사운드 메이킹의 주도권을 장악하고 팝과 소울, 댄스 뮤직의 찬란한 융합을 이루어낸 역사적 명반.</w:t>
       </w:r>
     </w:p>
     <w:p>
@@ -199,7 +231,7 @@
           <w:b w:val="0"/>
           <w:sz w:val="21"/>
         </w:rPr>
-        <w:t>발매 직후 미국 빌보드 200 앨범 차트 8위까지 오르고 100만 장 이상의 판매고를 기록하며 미국음반산업협회(RIAA) 플래티넘 인증을 획득하였으며, 리드 싱글의 폭발적인 흥행에 힘입어 전 세계적으로 250만 장 이상 판매되는 상업적 대성공을 거두었습니다.</w:t>
+        <w:t>발매 직후 미국 빌보드 200 앨범 차트 8위까지 오르고 미국음반산업협회(RIAA) 플래티넘(100만 장 이상 판매) 인증을 획득함. 리드 싱글 "You Should Be Dancing"이 빌보드 핫 100 1위를 기록하고 "Love So Right"이 3위에 오르는 등 세계적인 메가 히트를 기록.</w:t>
       </w:r>
     </w:p>
     <w:p>
@@ -230,7 +262,7 @@
           <w:b w:val="0"/>
           <w:sz w:val="21"/>
         </w:rPr>
-        <w:t>리드 싱글 'You Should Be Dancing'이 빌보드 핫 100 1위에 등극한 것을 비롯해 다수의 싱글이 차트 상위권을 석권하였으며, 훗날 팝 음악계가 디스코와 댄스 팝의 전성기를 여는 데 결정적 기여를 한 걸작으로 평가받고 있습니다.</w:t>
+        <w:t>제19회 그래미 어워드 '최우수 팝 보컬 퍼포먼스(듀오/그룹)' 부문 노미네이트 및 전 세계 음악 평단으로부터 디스코와 블루아이드 소울의 새로운 지평을 열었다는 극찬을 받으며 음악적 권위를 확립.</w:t>
       </w:r>
     </w:p>
     <w:p>
@@ -275,7 +307,7 @@
           <w:b w:val="0"/>
           <w:sz w:val="21"/>
         </w:rPr>
-        <w:t>영국</w:t>
+        <w:t>영국 (유년기 호주 이주 후 영국 및 미국에서 글로벌 활동)</w:t>
       </w:r>
     </w:p>
     <w:p>
@@ -306,7 +338,7 @@
           <w:b w:val="0"/>
           <w:sz w:val="21"/>
         </w:rPr>
-        <w:t>1958년 결성 (배리 깁: 1946년생 / 로빈 깁: 1949~2012 / 모리스 깁: 1949~2003)</w:t>
+        <w:t>1958년 결성</w:t>
       </w:r>
     </w:p>
     <w:p>
@@ -337,7 +369,7 @@
           <w:b w:val="0"/>
           <w:sz w:val="21"/>
         </w:rPr>
-        <w:t>3인조 보컬 그룹</w:t>
+        <w:t>3인조 형제 보컬/송라이팅 그룹 (배리 깁, 로빈 깁, 모리스 깁)</w:t>
       </w:r>
     </w:p>
     <w:p>
@@ -368,7 +400,7 @@
           <w:b w:val="0"/>
           <w:sz w:val="21"/>
         </w:rPr>
-        <w:t>깁(Gibb) 가문의 세 형제인 배리, 로빈, 모리스로 구성된 비지스는 비틀스와 어깨를 나란히 할 만큼 찬연한 음악적 유산을 남긴 대중음악사의 거인입니다. 1960년대 서정미 넘치는 브리티시 팝/포크부터 1970년대 후반 전 세계를 열광시킨 훵크와 댄스 팝에 이르기까지, 시대를 관통하는 독보적인 삼인삼색 화음과 천재적인 송라이팅으로 전설의 반열에 올랐습니다.</w:t>
+        <w:t>배리, 로빈, 모리스 깁 삼형제로 결성된 비지스는 천상의 하모니와 독보적인 작곡 역량으로 팝 음악사의 거대한 궤적을 그려낸 전설적인 그룹입니다. 1960년대의 서정적인 소프트 록부터 1970년대 디스코 열풍의 주역에 이르기까지, 시대를 앞서가는 감각과 음악적 변신을 통해 전 세계 수억 명의 리스너를 매료시킨 불멸의 팝 아이콘입니다.</w:t>
       </w:r>
     </w:p>
     <w:p>
@@ -413,7 +445,7 @@
           <w:b w:val="0"/>
           <w:sz w:val="21"/>
         </w:rPr>
-        <w:t>전작 &lt;Main Course&gt;에서 시도했던 블랙 뮤직의 수용을 한층 더 밀도 높게 정제하여 비지스 고유의 음악 언어로 정착시킨 수작입니다. 배리 깁의 시그니처가 된 가성 보컬의 전면화, 세 형제의 치밀한 보컬 레이어링, 그리고 훵키한 브라스와 베이스라인의 유기적 결합은 팝과 R&amp;B가 가장 이상적으로 조우한 음악사적 순간을 웅변합니다.</w:t>
+        <w:t>포크/바로크 팝 밴드였던 비지스가 완벽하게 리듬 중심의 블루아이드 소울과 디스코 팝 그룹으로 환골탈태했음을 공표한 결정적 작품입니다. 훗날 팝 역사를 뒤바꾼 [Saturday Night Fever] 신화의 음악적 뼈대와 사운드 메커니즘이 바로 이 음반에서 완벽히 수립되었기에, 대중음악사에서 빼놓을 수 없는 중요한 교량 역할을 담당합니다.</w:t>
       </w:r>
     </w:p>
     <w:p>
@@ -444,7 +476,7 @@
           <w:b w:val="0"/>
           <w:sz w:val="21"/>
         </w:rPr>
-        <w:t>1970년대 중반, 베트남 전쟁의 종식과 경기 침체라는 무거운 공기 속에서 청춘들은 주말 밤 미러볼 아래에서 고단한 현실을 잊고 새로운 생명력을 갈구했습니다. 이 앨범은 플로리다 마이애미의 뜨거운 태양과 해변의 낭만, 그리고 주말의 해방감을 사운드 트랙 삼아 그 시절 청춘들의 심장을 뛰게 했던 가장 솔직하고 찬란한 시대의 기록입니다.</w:t>
+        <w:t>베트남 전쟁 종전 이후의 피로감과 경제적 불황 속에서 방황하던 1970년대 중반의 청춘들에게, 이 음반은 화려한 미러볼 아래서 슬픔을 잊게 만드는 해방의 탈출구였습니다. 낮 동안의 무기력과 고독을 뒤로한 채 밤의 불빛 속으로 뛰어들던 당대 젊은이들의 열망과 애수가 사운드 전반에 짙게 투영되어 있습니다.</w:t>
       </w:r>
     </w:p>
     <w:p>
@@ -489,7 +521,7 @@
           <w:b w:val="0"/>
           <w:sz w:val="21"/>
         </w:rPr>
-        <w:t>팝 역사를 뒤흔든 펑키한 베이스와 현란한 퍼커션, 배리의 날카롭고 매혹적인 가성이 압도적인 쾌감을 선사하는 빌보드 1위곡 'You Should Be Dancing', 로빈과 배리의 서정적인 보컬 대비와 애절한 멜로디가 가슴을 적시는 소울 발라드 'Love So Right', 웅장한 스트링 편곡과 희망찬 메시지가 돋보이는 타이틀곡 'Children of the World' 등 리듬과 서정이 완벽한 균형을 이룹니다.</w:t>
+        <w:t>폭발적인 브라스 섹션과 훵키한 베이스라인 위로 배리 깁의 팔세토가 작열하는 댄스 클래식 "You Should Be Dancing", 애절한 멜로디와 극적인 화음 구성으로 심금을 울리는 불후의 소프트 발라드 "Love So Right", 도시적 세련미와 그루브가 넘치는 "Subway"와 "Boogie Child", 그리고 순수한 동심과 희망의 메시지를 웅장한 코러스로 노래한 타이틀곡 "Children of the World" 등 다채로운 명곡들이 완벽한 유기성을 이룹니다.</w:t>
       </w:r>
     </w:p>
     <w:p>
@@ -520,7 +552,7 @@
           <w:b w:val="0"/>
           <w:sz w:val="21"/>
         </w:rPr>
-        <w:t>디지털 음원에서 느끼기 힘든 LP 특유의 두툼하고 탄력적인 베이스 라인과 아날로그 퍼커션의 질감이 일품입니다. 진공관 앰프를 통해 은은하게 피어오르는 중음역의 온기는 세 형제가 쌓아 올린 3성 화음의 배음을 극대화하며, 턴테이블 카트리지가 묵직한 그루브를 긁고 지나갈 때 비로소 진정한 70년대 아날로그 훵크 사운드의 정수를 만끽할 수 있습니다.</w:t>
+        <w:t>마이애미 크리테리아 스튜디오의 뛰어난 어쿠스틱 환경에서 아날로그 테이프로 마스터링된 음반인 만큼, 진공관 앰프 특유의 포근한 온기와 턴테이블 카트리지가 긁어내는 밀도 높은 저역을 통해 감상할 때 진가를 발휘합니다. 풍성하게 덧입혀진 혼 섹션과 세밀한 스트링, 그리고 입체적인 3성 보컬 하모니의 분리도가 아날로그 사운드 시스템에서 황홀한 공간감을 선사합니다.</w:t>
       </w:r>
     </w:p>
     <w:p>
@@ -551,7 +583,7 @@
           <w:b w:val="0"/>
           <w:sz w:val="21"/>
         </w:rPr>
-        <w:t>'새터데이 나이트 피버'라는 음악사적 대폭발이 일어나기 직전, 비지스의 창작력이 최고조로 무르익은 순간을 생생하게 담고 있는 필수 소장반입니다. 당시 아날로그 레코딩 기술의 정점을 보여주는 Criteria Studios 마스터링의 깊은 잔향은 바이닐 컬렉터의 서가에서 영원히 빛날 가치를 지니고 있습니다.</w:t>
+        <w:t>비지스의 디스코 황금기를 열어젖힌 역사적 첫 페이지이자, 그룹의 송라이팅과 셀프 프로듀싱 능력이 최정점에 달했던 순간을 기록한 LP입니다. 게이트폴드 커버와 바이닐 특유의 질감 속에 1970년대 팝의 가장 뜨겁고 낭만적인 숨결이 온전히 봉인되어 있어, 정통 팝 컬렉터라면 반드시 랙의 중심에 꽂아두어야 할 명반입니다.</w:t>
       </w:r>
     </w:p>
     <w:p>
@@ -565,7 +597,7 @@
           <w:color w:val="4338CA"/>
           <w:sz w:val="21"/>
         </w:rPr>
-        <w:t>이 음반을 통해 화려한 그루브의 이면에 깃든 비지스 특유의 눈부신 하모니와 아날로그 바이닐이 전해주는 감동을 다시 한번 경험해 보시는 것은 어떨까요?</w:t>
+        <w:t>이 음반을 통해 화려한 리듬 이면에 숨겨진 비지스 특유의 눈부신 서정미와 아날로그 바이닐이 전해주는 감동을 다시 한번 경험해 보시는 것은 어떨까요?</w:t>
       </w:r>
     </w:p>
     <w:sectPr>
